--- a/HR Documents/templates/Duty Resumption Form - INJAAZ (before header).docx
+++ b/HR Documents/templates/Duty Resumption Form - INJAAZ (before header).docx
@@ -58,7 +58,7 @@
               <w:drawing>
                 <wp:inline xmlns:a="http://schemas.openxmlformats.org/drawingml/2006/main" xmlns:pic="http://schemas.openxmlformats.org/drawingml/2006/picture">
                   <wp:extent cx="648000" cy="609405"/>
-                  <wp:docPr id="4" name="Picture 4"/>
+                  <wp:docPr id="1" name="Picture 1"/>
                   <wp:cNvGraphicFramePr>
                     <a:graphicFrameLocks noChangeAspect="1"/>
                   </wp:cNvGraphicFramePr>
@@ -66,7 +66,7 @@
                     <a:graphicData uri="http://schemas.openxmlformats.org/drawingml/2006/picture">
                       <pic:pic>
                         <pic:nvPicPr>
-                          <pic:cNvPr id="0" name="logo.png"/>
+                          <pic:cNvPr id="0" name="image.png"/>
                           <pic:cNvPicPr/>
                         </pic:nvPicPr>
                         <pic:blipFill>
@@ -126,20 +126,8 @@
             <w:shd w:val="clear" w:color="auto" w:fill="F1F1F1"/>
           </w:tcPr>
           <w:p>
-            <w:pPr>
-              <w:pStyle w:val="TableParagraph"/>
-              <w:spacing w:before="56"/>
-              <w:rPr>
-                <w:b/>
-                <w:sz w:val="28"/>
-              </w:rPr>
-            </w:pPr>
-            <w:r>
-              <w:rPr>
-                <w:b/>
-                <w:sz w:val="28"/>
-              </w:rPr>
-              <w:t>Requester:</w:t>
+            <w:r>
+              <w:t>{{ requester }}</w:t>
             </w:r>
           </w:p>
         </w:tc>
@@ -157,31 +145,8 @@
             </w:tcBorders>
           </w:tcPr>
           <w:p>
-            <w:pPr>
-              <w:pStyle w:val="TableParagraph"/>
-              <w:spacing w:before="83"/>
-              <w:rPr>
-                <w:sz w:val="24"/>
-              </w:rPr>
-            </w:pPr>
-            <w:r>
-              <w:rPr>
-                <w:sz w:val="24"/>
-              </w:rPr>
-              <w:t>Employee</w:t>
-            </w:r>
-            <w:r>
-              <w:rPr>
-                <w:spacing w:val="-3"/>
-                <w:sz w:val="24"/>
-              </w:rPr>
-              <w:t xml:space="preserve"> </w:t>
-            </w:r>
-            <w:r>
-              <w:rPr>
-                <w:sz w:val="24"/>
-              </w:rPr>
-              <w:t>Name:</w:t>
+            <w:r>
+              <w:t>{{ employee_name }}</w:t>
             </w:r>
           </w:p>
         </w:tc>
@@ -238,30 +203,8 @@
             </w:tcBorders>
           </w:tcPr>
           <w:p>
-            <w:pPr>
-              <w:pStyle w:val="TableParagraph"/>
-              <w:spacing w:before="9"/>
-              <w:ind w:left="0"/>
-              <w:rPr>
-                <w:rFonts w:ascii="Arial"/>
-                <w:b/>
-                <w:sz w:val="20"/>
-              </w:rPr>
-            </w:pPr>
-          </w:p>
-          <w:p>
-            <w:pPr>
-              <w:pStyle w:val="TableParagraph"/>
-              <w:ind w:left="107"/>
-              <w:rPr>
-                <w:sz w:val="24"/>
-              </w:rPr>
-            </w:pPr>
-            <w:r>
-              <w:rPr>
-                <w:sz w:val="24"/>
-              </w:rPr>
-              <w:t>Company:</w:t>
+            <w:r>
+              <w:t>{{ job_title }}</w:t>
             </w:r>
           </w:p>
         </w:tc>
@@ -416,19 +359,8 @@
             </w:tcBorders>
           </w:tcPr>
           <w:p>
-            <w:pPr>
-              <w:pStyle w:val="TableParagraph"/>
-              <w:spacing w:before="83"/>
-              <w:ind w:left="0"/>
-              <w:rPr>
-                <w:sz w:val="24"/>
-              </w:rPr>
-            </w:pPr>
-            <w:r>
-              <w:rPr>
-                <w:sz w:val="24"/>
-              </w:rPr>
-              <w:t xml:space="preserve"> Leave Ended:</w:t>
+            <w:r>
+              <w:t>{{ leave_started }}</w:t>
             </w:r>
           </w:p>
         </w:tc>
@@ -447,24 +379,8 @@
             </w:tcBorders>
           </w:tcPr>
           <w:p>
-            <w:pPr>
-              <w:pStyle w:val="TableParagraph"/>
-              <w:ind w:left="0"/>
-              <w:rPr>
-                <w:sz w:val="24"/>
-              </w:rPr>
-            </w:pPr>
-            <w:r>
-              <w:rPr>
-                <w:sz w:val="24"/>
-              </w:rPr>
-              <w:t xml:space="preserve">  </w:t>
-            </w:r>
-            <w:r>
-              <w:rPr>
-                <w:sz w:val="24"/>
-              </w:rPr>
-              <w:t>Planned Resumption Date:</w:t>
+            <w:r>
+              <w:t>{{ planned_resumption_date }}</w:t>
             </w:r>
           </w:p>
         </w:tc>
@@ -483,16 +399,8 @@
             </w:tcBorders>
           </w:tcPr>
           <w:p>
-            <w:pPr>
-              <w:pStyle w:val="TableParagraph"/>
-              <w:ind w:left="107"/>
-              <w:rPr>
-                <w:sz w:val="2"/>
-                <w:szCs w:val="2"/>
-              </w:rPr>
-            </w:pPr>
-            <w:r>
-              <w:t>Actual Resumption Date:</w:t>
+            <w:r>
+              <w:t>{{ actual_resumption_date }}</w:t>
             </w:r>
           </w:p>
         </w:tc>
@@ -510,55 +418,8 @@
             </w:tcBorders>
           </w:tcPr>
           <w:p>
-            <w:pPr>
-              <w:pStyle w:val="TableParagraph"/>
-              <w:ind w:left="107"/>
-              <w:rPr>
-                <w:sz w:val="2"/>
-                <w:szCs w:val="2"/>
-              </w:rPr>
-            </w:pPr>
-          </w:p>
-          <w:p>
-            <w:pPr>
-              <w:rPr>
-                <w:b/>
-                <w:bCs/>
-              </w:rPr>
-            </w:pPr>
-            <w:r>
-              <w:t xml:space="preserve"> </w:t>
-            </w:r>
-            <w:r>
-              <w:rPr>
-                <w:b/>
-                <w:bCs/>
-              </w:rPr>
-              <w:t>Note:</w:t>
-            </w:r>
-          </w:p>
-          <w:p>
-            <w:pPr>
-              <w:spacing w:line="360" w:lineRule="auto"/>
-            </w:pPr>
-            <w:r>
-              <w:t xml:space="preserve">           ___________________________________________________________________________________________</w:t>
-            </w:r>
-          </w:p>
-          <w:p>
-            <w:pPr>
-              <w:spacing w:line="360" w:lineRule="auto"/>
-            </w:pPr>
-            <w:r>
-              <w:t xml:space="preserve">           ___________________________________________________________________________________________</w:t>
-            </w:r>
-          </w:p>
-          <w:p>
-            <w:pPr>
-              <w:spacing w:line="360" w:lineRule="auto"/>
-            </w:pPr>
-            <w:r>
-              <w:t xml:space="preserve">           ___________________________________________________________________________________________</w:t>
+            <w:r>
+              <w:t>{{ note }}</w:t>
             </w:r>
           </w:p>
         </w:tc>
